--- a/Clase_08/Notebook clase08_analisis_hospital.docx
+++ b/Clase_08/Notebook clase08_analisis_hospital.docx
@@ -87,18 +87,10 @@
         <w:t xml:space="preserve"> </w:t>
       </w:r>
       <w:r>
-        <w:t>04</w:t>
-      </w:r>
-    </w:p>
-    <w:p>
-      <w:pPr>
-        <w:spacing w:after="160"/>
-        <w:ind w:left="0"/>
-      </w:pPr>
-      <w:r>
-        <w:pict w14:anchorId="08C7A8AD">
-          <v:rect id="_x0000_i1026" style="width:0;height:1.5pt" o:hrstd="t" o:hr="t" fillcolor="#a0a0a0" stroked="f"/>
-        </w:pict>
+        <w:t>0</w:t>
+      </w:r>
+      <w:r>
+        <w:t>8</w:t>
       </w:r>
     </w:p>
     <w:p>
@@ -126,7 +118,7 @@
           <w:sz w:val="28"/>
           <w:szCs w:val="20"/>
         </w:rPr>
-        <w:t>Tarea Clase 4</w:t>
+        <w:t>Desafío STEAM: análisis de datos clínicos con Python</w:t>
       </w:r>
     </w:p>
     <w:p>
@@ -182,36 +174,23 @@
         </w:rPr>
         <w:t>URL del Repositorio Público:</w:t>
       </w:r>
-      <w:r>
+    </w:p>
+    <w:p>
+      <w:pPr>
+        <w:spacing w:after="160"/>
+        <w:ind w:left="0"/>
         <w:rPr>
           <w:sz w:val="28"/>
           <w:szCs w:val="20"/>
         </w:rPr>
-        <w:br/>
-      </w:r>
+      </w:pPr>
       <w:r>
         <w:rPr>
           <w:sz w:val="28"/>
           <w:szCs w:val="20"/>
         </w:rPr>
-        <w:t xml:space="preserve">Tareas/2. Segundo análisis de casos – Fundamentos de </w:t>
-      </w:r>
-      <w:proofErr w:type="spellStart"/>
-      <w:r>
-        <w:rPr>
-          <w:sz w:val="28"/>
-          <w:szCs w:val="20"/>
-        </w:rPr>
-        <w:t>Python.ipyn</w:t>
-      </w:r>
-      <w:r>
-        <w:rPr>
-          <w:sz w:val="28"/>
-          <w:szCs w:val="20"/>
-        </w:rPr>
-        <w:t>b</w:t>
-      </w:r>
-      <w:proofErr w:type="spellEnd"/>
+        <w:t>Desafío STEAM: análisis de datos clínicos con Python</w:t>
+      </w:r>
     </w:p>
     <w:p>
       <w:pPr>
@@ -229,16 +208,9 @@
             <w:sz w:val="28"/>
             <w:szCs w:val="20"/>
           </w:rPr>
-          <w:t>https://github.com/Melany-Morales/2026C2-G03-PROGRAMACI-N/blob/main/Tareas/2.%20Segundo%20an%C3%A1lisis%20de%20casos%20%E2%80%93%20Fundamentos%20de%20Python.ipynb</w:t>
+          <w:t>https://github.com/Melany-Morales/2026C2-G03-PROGRAMACI-N/tree/main/Clase_08</w:t>
         </w:r>
       </w:hyperlink>
-      <w:r>
-        <w:rPr>
-          <w:sz w:val="28"/>
-          <w:szCs w:val="20"/>
-        </w:rPr>
-        <w:t xml:space="preserve"> </w:t>
-      </w:r>
     </w:p>
     <w:p>
       <w:pPr>
@@ -518,7 +490,6 @@
           <w14:ligatures w14:val="none"/>
         </w:rPr>
       </w:pPr>
-      <w:proofErr w:type="gramStart"/>
       <w:r>
         <w:rPr>
           <w:rFonts w:asciiTheme="minorHAnsi" w:eastAsia="Times New Roman" w:hAnsiTheme="minorHAnsi" w:cs="Times New Roman"/>
@@ -554,7 +525,6 @@
         <w:t>ipynb</w:t>
       </w:r>
       <w:proofErr w:type="spellEnd"/>
-      <w:proofErr w:type="gramEnd"/>
       <w:r>
         <w:rPr>
           <w:rFonts w:asciiTheme="minorHAnsi" w:eastAsia="Times New Roman" w:hAnsiTheme="minorHAnsi" w:cs="Times New Roman"/>
@@ -834,7 +804,6 @@
           <w:lang w:val="es-CR" w:eastAsia="en-US"/>
           <w14:ligatures w14:val="none"/>
         </w:rPr>
-        <w:lastRenderedPageBreak/>
         <w:t>Correo de entrega:</w:t>
       </w:r>
       <w:r>
@@ -3078,7 +3047,6 @@
   <w:style w:type="character" w:default="1" w:styleId="Fuentedeprrafopredeter">
     <w:name w:val="Default Paragraph Font"/>
     <w:uiPriority w:val="1"/>
-    <w:semiHidden/>
     <w:unhideWhenUsed/>
   </w:style>
   <w:style w:type="table" w:default="1" w:styleId="Tablanormal">
